--- a/data/cvs/cv_206_Safaricom_PLC_Software_Engineer_Remote.docx
+++ b/data/cvs/cv_206_Safaricom_PLC_Software_Engineer_Remote.docx
@@ -86,7 +86,7 @@
         <w:rPr>
           <w:sz w:val="20"/>
         </w:rPr>
-        <w:t>Full Stack Developer with a focus on AI-driven solutions, currently building production systems at Copy Cat Group. I work across the stack, from Python backends and REST APIs to React frontends, with a recent emphasis on AI data work including model evaluation, prompt engineering, and dataset structuring. My experience spans both Kenyan and U.S. tech companies, with a track record of delivering full-stack applications and collaborating on cross-functional projects.</w:t>
+        <w:t>Full Stack Developer with a focus on AI-driven solutions, currently building production systems at Copy Cat Group. I work across the stack, from Python backends to React frontends, and have deep experience in AI data work, including model evaluation, prompt engineering, and dataset structuring. My recent projects include integrating SAP APIs with internal systems, designing system architecture, and building an AI-powered tender scraping pipeline.</w:t>
       </w:r>
     </w:p>
     <w:p>
@@ -263,7 +263,7 @@
         <w:rPr>
           <w:sz w:val="20"/>
         </w:rPr>
-        <w:t>Communication, Agile Methodologies, CI/CD, Problem-Solving, Complex Problem-Solving, Mobile Money, IoT, Enterprise Services, Telecommunications, Remote Work, Cross-Functional Collaboration, Product Management, UI/UX Design, Operational Excellence</w:t>
+        <w:t>Communication, Agile Methodologies, CI/CD, Problem-Solving, Complex Problem-Solving, Mobile Money, IoT, Enterprise Services, Telecommunications, Product Ecosystem, Remote Work, Cross-Functional Collaboration, Product Managers, UI/UX Designers, Operational Excellence</w:t>
       </w:r>
     </w:p>
     <w:p>
@@ -313,7 +313,7 @@
         <w:rPr>
           <w:sz w:val="20"/>
         </w:rPr>
-        <w:t>Integrating SAP APIs with an internal Credit Control System, creating an automated system for OA and IT business units.</w:t>
+        <w:t>Integrating SAP APIs with an internal Credit Control System to automate processes for OA and IT business units.</w:t>
       </w:r>
     </w:p>
     <w:p>
@@ -325,7 +325,7 @@
         <w:rPr>
           <w:sz w:val="20"/>
         </w:rPr>
-        <w:t>Authoring technical documentation including BRDs and SDDs to define project scope and architecture for enterprise solutions.</w:t>
+        <w:t>Designing and documenting system architecture, including Application, Data, Integration, and Security Architecture.</w:t>
       </w:r>
     </w:p>
     <w:p>
@@ -337,7 +337,7 @@
         <w:rPr>
           <w:sz w:val="20"/>
         </w:rPr>
-        <w:t>Designing and prototyping an AI-powered tender scraping pipeline to automate tender opportunity discovery and processing.</w:t>
+        <w:t>Building an AI-powered tender scraping pipeline to automate tender discovery and processing, using agentic systems and LLM-powered pipelines.</w:t>
       </w:r>
     </w:p>
     <w:p>
@@ -372,7 +372,31 @@
         <w:rPr>
           <w:sz w:val="20"/>
         </w:rPr>
-        <w:t>Generated difference-based captions for multimodal datasets, improving model accuracy through detailed annotations.</w:t>
+        <w:t>Train AI models by generating accurate difference-based captions for multimodal datasets</w:t>
+      </w:r>
+    </w:p>
+    <w:p>
+      <w:pPr>
+        <w:pStyle w:val="ListBullet"/>
+        <w:spacing w:before="0" w:after="20"/>
+      </w:pPr>
+      <w:r>
+        <w:rPr>
+          <w:sz w:val="20"/>
+        </w:rPr>
+        <w:t>Perform categorisation, bounding, consistency checks, and image-level validation to improve multimodal model accuracy</w:t>
+      </w:r>
+    </w:p>
+    <w:p>
+      <w:pPr>
+        <w:pStyle w:val="ListBullet"/>
+        <w:spacing w:before="0" w:after="20"/>
+      </w:pPr>
+      <w:r>
+        <w:rPr>
+          <w:sz w:val="20"/>
+        </w:rPr>
+        <w:t>Contribute high-quality annotated outputs that directly feed into production AI model training pipelines</w:t>
       </w:r>
     </w:p>
     <w:p>
@@ -407,7 +431,31 @@
         <w:rPr>
           <w:sz w:val="20"/>
         </w:rPr>
-        <w:t>Built and delivered full-stack solutions, optimising UI components, APIs, and CMS-based websites for U.S. clients.</w:t>
+        <w:t>Developed and delivered full-stack solutions for U.S.-based clients across different sectors</w:t>
+      </w:r>
+    </w:p>
+    <w:p>
+      <w:pPr>
+        <w:pStyle w:val="ListBullet"/>
+        <w:spacing w:before="0" w:after="20"/>
+      </w:pPr>
+      <w:r>
+        <w:rPr>
+          <w:sz w:val="20"/>
+        </w:rPr>
+        <w:t>Built UI components, optimised APIs, and handled CMS-based website systems</w:t>
+      </w:r>
+    </w:p>
+    <w:p>
+      <w:pPr>
+        <w:pStyle w:val="ListBullet"/>
+        <w:spacing w:before="0" w:after="20"/>
+      </w:pPr>
+      <w:r>
+        <w:rPr>
+          <w:sz w:val="20"/>
+        </w:rPr>
+        <w:t>Collaborated with remote teams to debug, improve performance, and implement client feedback</w:t>
       </w:r>
     </w:p>
     <w:p>
@@ -442,7 +490,31 @@
         <w:rPr>
           <w:sz w:val="20"/>
         </w:rPr>
-        <w:t>Performed intent detection and utterance verification for health and agriculture AI systems, ensuring high-quality multilingual training data.</w:t>
+        <w:t>Annotated and evaluated datasets for health and agriculture AI systems</w:t>
+      </w:r>
+    </w:p>
+    <w:p>
+      <w:pPr>
+        <w:pStyle w:val="ListBullet"/>
+        <w:spacing w:before="0" w:after="20"/>
+      </w:pPr>
+      <w:r>
+        <w:rPr>
+          <w:sz w:val="20"/>
+        </w:rPr>
+        <w:t>Performed intent detection, slot tagging, utterance verification, and structured dataset creation</w:t>
+      </w:r>
+    </w:p>
+    <w:p>
+      <w:pPr>
+        <w:pStyle w:val="ListBullet"/>
+        <w:spacing w:before="0" w:after="20"/>
+      </w:pPr>
+      <w:r>
+        <w:rPr>
+          <w:sz w:val="20"/>
+        </w:rPr>
+        <w:t>Ensured annotation quality and consistency across multilingual and multimodal training data</w:t>
       </w:r>
     </w:p>
     <w:p>
